--- a/docs/docx/00_INDEX.docx
+++ b/docs/docx/00_INDEX.docx
@@ -2,7 +2,7 @@
 <file path=word/document.xml><?xml version="1.0" encoding="utf-8"?>
 <w:document xmlns:w="http://schemas.openxmlformats.org/wordprocessingml/2006/main" xmlns:m="http://schemas.openxmlformats.org/officeDocument/2006/math" xmlns:r="http://schemas.openxmlformats.org/officeDocument/2006/relationships" xmlns:o="urn:schemas-microsoft-com:office:office" xmlns:v="urn:schemas-microsoft-com:vml" xmlns:w10="urn:schemas-microsoft-com:office:word" xmlns:a="http://schemas.openxmlformats.org/drawingml/2006/main" xmlns:pic="http://schemas.openxmlformats.org/drawingml/2006/picture" xmlns:wp="http://schemas.openxmlformats.org/drawingml/2006/wordprocessingDrawing">
   <w:body>
-    <w:bookmarkStart w:id="36" w:name="документация-libre-macros"/>
+    <w:bookmarkStart w:id="38" w:name="документация-libre-macros"/>
     <w:p>
       <w:pPr>
         <w:pStyle w:val="Heading1"/>
@@ -747,7 +747,7 @@
       </w:tr>
     </w:tbl>
     <w:bookmarkEnd w:id="21"/>
-    <w:bookmarkStart w:id="26" w:name="архитектура-и-код"/>
+    <w:bookmarkStart w:id="27" w:name="архитектура-и-код"/>
     <w:p>
       <w:pPr>
         <w:pStyle w:val="Heading2"/>
@@ -1012,14 +1012,58 @@
               <w:pStyle w:val="Compact"/>
             </w:pPr>
             <w:r>
-              <w:t xml:space="preserve">AST / file# перед eval</w:t>
+              <w:t xml:space="preserve">AST / builtins / file# перед eval</w:t>
+            </w:r>
+          </w:p>
+        </w:tc>
+      </w:tr>
+      <w:tr>
+        <w:tc>
+          <w:tcPr/>
+          <w:p>
+            <w:pPr>
+              <w:pStyle w:val="Compact"/>
+            </w:pPr>
+            <w:hyperlink r:id="rId26">
+              <w:r>
+                <w:rPr>
+                  <w:rStyle w:val="Hyperlink"/>
+                </w:rPr>
+                <w:t xml:space="preserve">19</w:t>
+              </w:r>
+            </w:hyperlink>
+          </w:p>
+        </w:tc>
+        <w:tc>
+          <w:tcPr/>
+          <w:p>
+            <w:pPr>
+              <w:pStyle w:val="Compact"/>
+            </w:pPr>
+            <w:r>
+              <w:rPr>
+                <w:b/>
+                <w:bCs/>
+              </w:rPr>
+              <w:t xml:space="preserve">Безопасность</w:t>
+            </w:r>
+          </w:p>
+        </w:tc>
+        <w:tc>
+          <w:tcPr/>
+          <w:p>
+            <w:pPr>
+              <w:pStyle w:val="Compact"/>
+            </w:pPr>
+            <w:r>
+              <w:t xml:space="preserve">Гейты pre-shell/плагинов, доверенные корни источников, сводка усилений</w:t>
             </w:r>
           </w:p>
         </w:tc>
       </w:tr>
     </w:tbl>
-    <w:bookmarkEnd w:id="26"/>
-    <w:bookmarkStart w:id="30" w:name="проверка-и-формат-json"/>
+    <w:bookmarkEnd w:id="27"/>
+    <w:bookmarkStart w:id="31" w:name="проверка-и-формат-json"/>
     <w:p>
       <w:pPr>
         <w:pStyle w:val="Heading2"/>
@@ -1085,7 +1129,7 @@
             <w:pPr>
               <w:pStyle w:val="Compact"/>
             </w:pPr>
-            <w:hyperlink r:id="rId27">
+            <w:hyperlink r:id="rId28">
               <w:r>
                 <w:rPr>
                   <w:rStyle w:val="Hyperlink"/>
@@ -1137,7 +1181,7 @@
             <w:pPr>
               <w:pStyle w:val="Compact"/>
             </w:pPr>
-            <w:hyperlink r:id="rId28">
+            <w:hyperlink r:id="rId29">
               <w:r>
                 <w:rPr>
                   <w:rStyle w:val="Hyperlink"/>
@@ -1181,7 +1225,7 @@
             <w:pPr>
               <w:pStyle w:val="Compact"/>
             </w:pPr>
-            <w:hyperlink r:id="rId29">
+            <w:hyperlink r:id="rId30">
               <w:r>
                 <w:rPr>
                   <w:rStyle w:val="Hyperlink"/>
@@ -1215,8 +1259,8 @@
         </w:tc>
       </w:tr>
     </w:tbl>
-    <w:bookmarkEnd w:id="30"/>
-    <w:bookmarkStart w:id="32" w:name="Xe5d2fce7a2173cde5f52e5cf658a77b97a65cf3"/>
+    <w:bookmarkEnd w:id="31"/>
+    <w:bookmarkStart w:id="33" w:name="Xe5d2fce7a2173cde5f52e5cf658a77b97a65cf3"/>
     <w:p>
       <w:pPr>
         <w:pStyle w:val="Heading2"/>
@@ -1235,7 +1279,7 @@
       <w:r>
         <w:t xml:space="preserve"> </w:t>
       </w:r>
-      <w:hyperlink r:id="rId31">
+      <w:hyperlink r:id="rId32">
         <w:r>
           <w:rPr>
             <w:rStyle w:val="Hyperlink"/>
@@ -1257,14 +1301,14 @@
           <w:b/>
           <w:bCs/>
         </w:rPr>
-        <w:t xml:space="preserve">3.10.523</w:t>
+        <w:t xml:space="preserve">3.10.696</w:t>
       </w:r>
       <w:r>
         <w:t xml:space="preserve">).</w:t>
       </w:r>
     </w:p>
-    <w:bookmarkEnd w:id="32"/>
-    <w:bookmarkStart w:id="33" w:name="связанные-каталоги"/>
+    <w:bookmarkEnd w:id="33"/>
+    <w:bookmarkStart w:id="34" w:name="связанные-каталоги"/>
     <w:p>
       <w:pPr>
         <w:pStyle w:val="Heading2"/>
@@ -1347,8 +1391,8 @@
         <w:t xml:space="preserve">.cursor/rules/                 ← правила для ассистента (JSON-only, AO 2026, без автотестов)</w:t>
       </w:r>
     </w:p>
-    <w:bookmarkEnd w:id="33"/>
-    <w:bookmarkStart w:id="34" w:name="версия-макроса"/>
+    <w:bookmarkEnd w:id="34"/>
+    <w:bookmarkStart w:id="35" w:name="версия-макроса"/>
     <w:p>
       <w:pPr>
         <w:pStyle w:val="Heading2"/>
@@ -1417,7 +1461,7 @@
           <w:b/>
           <w:bCs/>
         </w:rPr>
-        <w:t xml:space="preserve">3.10.523</w:t>
+        <w:t xml:space="preserve">3.10.711</w:t>
       </w:r>
       <w:r>
         <w:t xml:space="preserve">). Синхронизируется по пакету (</w:t>
@@ -1459,14 +1503,14 @@
         <w:t xml:space="preserve">на листе параметров и запись в «Сбор_книг_лог».</w:t>
       </w:r>
     </w:p>
-    <w:bookmarkEnd w:id="34"/>
-    <w:bookmarkStart w:id="35" w:name="ключевые-возможности-состояние-3.10.523"/>
+    <w:bookmarkEnd w:id="35"/>
+    <w:bookmarkStart w:id="37" w:name="ключевые-возможности-состояние-3.10.711"/>
     <w:p>
       <w:pPr>
         <w:pStyle w:val="Heading2"/>
       </w:pPr>
       <w:r>
-        <w:t xml:space="preserve">Ключевые возможности (состояние 3.10.523)</w:t>
+        <w:t xml:space="preserve">Ключевые возможности (состояние 3.10.711)</w:t>
       </w:r>
     </w:p>
     <w:tbl>
@@ -1688,7 +1732,7 @@
             <w:r>
               <w:t xml:space="preserve"> </w:t>
             </w:r>
-            <w:hyperlink r:id="rId28">
+            <w:hyperlink r:id="rId29">
               <w:r>
                 <w:rPr>
                   <w:rStyle w:val="Hyperlink"/>
@@ -1738,7 +1782,7 @@
             <w:pPr>
               <w:pStyle w:val="Compact"/>
             </w:pPr>
-            <w:hyperlink r:id="rId28">
+            <w:hyperlink r:id="rId29">
               <w:r>
                 <w:rPr>
                   <w:rStyle w:val="Hyperlink"/>
@@ -1907,7 +1951,7 @@
             <w:r>
               <w:t xml:space="preserve"> </w:t>
             </w:r>
-            <w:hyperlink r:id="rId28">
+            <w:hyperlink r:id="rId29">
               <w:r>
                 <w:rPr>
                   <w:rStyle w:val="Hyperlink"/>
@@ -1980,7 +2024,7 @@
             <w:r>
               <w:t xml:space="preserve"> </w:t>
             </w:r>
-            <w:hyperlink r:id="rId28">
+            <w:hyperlink r:id="rId29">
               <w:r>
                 <w:rPr>
                   <w:rStyle w:val="Hyperlink"/>
@@ -2013,6 +2057,197 @@
               <w:pStyle w:val="Compact"/>
             </w:pPr>
             <w:r>
+              <w:rPr>
+                <w:rStyle w:val="VerbatimChar"/>
+                <w:b/>
+                <w:bCs/>
+              </w:rPr>
+              <w:t xml:space="preserve">транспонировать_таблицу</w:t>
+            </w:r>
+            <w:r>
+              <w:t xml:space="preserve"> </w:t>
+            </w:r>
+            <w:r>
+              <w:t xml:space="preserve">(</w:t>
+            </w:r>
+            <w:r>
+              <w:rPr>
+                <w:rStyle w:val="VerbatimChar"/>
+              </w:rPr>
+              <w:t xml:space="preserve">headers_from_column</w:t>
+            </w:r>
+            <w:r>
+              <w:t xml:space="preserve">,</w:t>
+            </w:r>
+            <w:r>
+              <w:t xml:space="preserve"> </w:t>
+            </w:r>
+            <w:r>
+              <w:rPr>
+                <w:rStyle w:val="VerbatimChar"/>
+              </w:rPr>
+              <w:t xml:space="preserve">result_headers</w:t>
+            </w:r>
+            <w:r>
+              <w:t xml:space="preserve">)</w:t>
+            </w:r>
+          </w:p>
+        </w:tc>
+        <w:tc>
+          <w:tcPr/>
+          <w:p>
+            <w:pPr>
+              <w:pStyle w:val="Compact"/>
+            </w:pPr>
+            <w:hyperlink r:id="rId16">
+              <w:r>
+                <w:rPr>
+                  <w:rStyle w:val="Hyperlink"/>
+                </w:rPr>
+                <w:t xml:space="preserve">05</w:t>
+              </w:r>
+            </w:hyperlink>
+            <w:r>
+              <w:t xml:space="preserve">,</w:t>
+            </w:r>
+            <w:r>
+              <w:t xml:space="preserve"> </w:t>
+            </w:r>
+            <w:hyperlink r:id="rId29">
+              <w:r>
+                <w:rPr>
+                  <w:rStyle w:val="Hyperlink"/>
+                </w:rPr>
+                <w:t xml:space="preserve">13</w:t>
+              </w:r>
+            </w:hyperlink>
+            <w:r>
+              <w:t xml:space="preserve">, сценарий</w:t>
+            </w:r>
+            <w:r>
+              <w:t xml:space="preserve"> </w:t>
+            </w:r>
+            <w:r>
+              <w:rPr>
+                <w:rStyle w:val="VerbatimChar"/>
+              </w:rPr>
+              <w:t xml:space="preserve">16_transpose_table.xltx</w:t>
+            </w:r>
+          </w:p>
+        </w:tc>
+      </w:tr>
+      <w:tr>
+        <w:tc>
+          <w:tcPr/>
+          <w:p>
+            <w:pPr>
+              <w:pStyle w:val="Compact"/>
+            </w:pPr>
+            <w:r>
+              <w:rPr>
+                <w:rStyle w:val="VerbatimChar"/>
+                <w:b/>
+                <w:bCs/>
+              </w:rPr>
+              <w:t xml:space="preserve">анкета_в_таблицу</w:t>
+            </w:r>
+            <w:r>
+              <w:rPr>
+                <w:b/>
+                <w:bCs/>
+              </w:rPr>
+              <w:t xml:space="preserve"> </w:t>
+            </w:r>
+            <w:r>
+              <w:rPr>
+                <w:b/>
+                <w:bCs/>
+              </w:rPr>
+              <w:t xml:space="preserve">/</w:t>
+            </w:r>
+            <w:r>
+              <w:rPr>
+                <w:b/>
+                <w:bCs/>
+              </w:rPr>
+              <w:t xml:space="preserve"> </w:t>
+            </w:r>
+            <w:r>
+              <w:rPr>
+                <w:rStyle w:val="VerbatimChar"/>
+                <w:b/>
+                <w:bCs/>
+              </w:rPr>
+              <w:t xml:space="preserve">таблица_в_анкету</w:t>
+            </w:r>
+          </w:p>
+        </w:tc>
+        <w:tc>
+          <w:tcPr/>
+          <w:p>
+            <w:pPr>
+              <w:pStyle w:val="Compact"/>
+            </w:pPr>
+            <w:hyperlink r:id="rId16">
+              <w:r>
+                <w:rPr>
+                  <w:rStyle w:val="Hyperlink"/>
+                </w:rPr>
+                <w:t xml:space="preserve">05</w:t>
+              </w:r>
+            </w:hyperlink>
+            <w:r>
+              <w:t xml:space="preserve">,</w:t>
+            </w:r>
+            <w:r>
+              <w:t xml:space="preserve"> </w:t>
+            </w:r>
+            <w:hyperlink r:id="rId29">
+              <w:r>
+                <w:rPr>
+                  <w:rStyle w:val="Hyperlink"/>
+                </w:rPr>
+                <w:t xml:space="preserve">13</w:t>
+              </w:r>
+            </w:hyperlink>
+            <w:r>
+              <w:t xml:space="preserve">, сценарии</w:t>
+            </w:r>
+            <w:r>
+              <w:t xml:space="preserve"> </w:t>
+            </w:r>
+            <w:r>
+              <w:rPr>
+                <w:rStyle w:val="VerbatimChar"/>
+              </w:rPr>
+              <w:t xml:space="preserve">14</w:t>
+            </w:r>
+            <w:r>
+              <w:t xml:space="preserve"> </w:t>
+            </w:r>
+            <w:r>
+              <w:t xml:space="preserve">/</w:t>
+            </w:r>
+            <w:r>
+              <w:t xml:space="preserve"> </w:t>
+            </w:r>
+            <w:r>
+              <w:rPr>
+                <w:rStyle w:val="VerbatimChar"/>
+              </w:rPr>
+              <w:t xml:space="preserve">15</w:t>
+            </w:r>
+          </w:p>
+        </w:tc>
+      </w:tr>
+      <w:tr>
+        <w:tc>
+          <w:tcPr/>
+          <w:p>
+            <w:pPr>
+              <w:pStyle w:val="Compact"/>
+            </w:pPr>
+            <w:r>
               <w:t xml:space="preserve">Word-копии документации (</w:t>
             </w:r>
             <w:r>
@@ -2053,14 +2288,81 @@
                   <w:rStyle w:val="Hyperlink"/>
                 </w:rPr>
                 <w:t xml:space="preserve">03</w:t>
+              </w:r>
+            </w:hyperlink>
+          </w:p>
+        </w:tc>
+      </w:tr>
+      <w:tr>
+        <w:tc>
+          <w:tcPr/>
+          <w:p>
+            <w:pPr>
+              <w:pStyle w:val="Compact"/>
+            </w:pPr>
+            <w:r>
+              <w:rPr>
+                <w:b/>
+                <w:bCs/>
+              </w:rPr>
+              <w:t xml:space="preserve">Безопасность:</w:t>
+            </w:r>
+            <w:r>
+              <w:t xml:space="preserve"> </w:t>
+            </w:r>
+            <w:r>
+              <w:t xml:space="preserve">гейты pre-shell/плагинов, доверенные корни, санация fail-closed</w:t>
+            </w:r>
+          </w:p>
+        </w:tc>
+        <w:tc>
+          <w:tcPr/>
+          <w:p>
+            <w:pPr>
+              <w:pStyle w:val="Compact"/>
+            </w:pPr>
+            <w:hyperlink r:id="rId26">
+              <w:r>
+                <w:rPr>
+                  <w:rStyle w:val="Hyperlink"/>
+                </w:rPr>
+                <w:t xml:space="preserve">19</w:t>
+              </w:r>
+            </w:hyperlink>
+            <w:r>
+              <w:t xml:space="preserve">,</w:t>
+            </w:r>
+            <w:r>
+              <w:t xml:space="preserve"> </w:t>
+            </w:r>
+            <w:hyperlink r:id="rId36">
+              <w:r>
+                <w:rPr>
+                  <w:rStyle w:val="Hyperlink"/>
+                </w:rPr>
+                <w:t xml:space="preserve">SECURITY_AUDIT.md</w:t>
+              </w:r>
+            </w:hyperlink>
+            <w:r>
+              <w:t xml:space="preserve">,</w:t>
+            </w:r>
+            <w:r>
+              <w:t xml:space="preserve"> </w:t>
+            </w:r>
+            <w:hyperlink r:id="rId25">
+              <w:r>
+                <w:rPr>
+                  <w:rStyle w:val="Hyperlink"/>
+                </w:rPr>
+                <w:t xml:space="preserve">16</w:t>
               </w:r>
             </w:hyperlink>
           </w:p>
         </w:tc>
       </w:tr>
     </w:tbl>
-    <w:bookmarkEnd w:id="35"/>
-    <w:bookmarkEnd w:id="36"/>
+    <w:bookmarkEnd w:id="37"/>
+    <w:bookmarkEnd w:id="38"/>
     <w:sectPr>
       <w:footnotePr>
         <w:numRestart w:val="eachSect"/>
